--- a/docs/intial/SwiftDrop_Team_Work_Division_v1.0.docx
+++ b/docs/intial/SwiftDrop_Team_Work_Division_v1.0.docx
@@ -1648,13 +1648,7 @@
     </w:p>
     <w:p>
       <w:r>
-        <w:rPr>
-          <w:b/>
-        </w:rPr>
-        <w:t xml:space="preserve">Primary technologies: </w:t>
-      </w:r>
-      <w:r>
-        <w:t>React; TypeScript; Tailwind CSS; Kong or another team-approved gateway; Docker/Kubernetes routing.</w:t>
+        <w:t>Primary technologies: React; TypeScript; Tailwind CSS; Traefik Ingress Controller / API Gateway; Docker/Kubernetes routing.</w:t>
       </w:r>
     </w:p>
     <w:p>
